--- a/content/CP4807/CP4807-CPDcert.docx
+++ b/content/CP4807/CP4807-CPDcert.docx
@@ -34,7 +34,7 @@
                     <pic:cNvPicPr/>
                   </pic:nvPicPr>
                   <pic:blipFill>
-                    <a:blip r:link="rId8"/>
+                    <a:blip r:embed="rId8"/>
                     <a:stretch>
                       <a:fillRect/>
                     </a:stretch>

--- a/content/CP4807/CP4807-CPDcert.docx
+++ b/content/CP4807/CP4807-CPDcert.docx
@@ -34,7 +34,7 @@
                     <pic:cNvPicPr/>
                   </pic:nvPicPr>
                   <pic:blipFill>
-                    <a:blip r:embed="rId8"/>
+                    <a:blip r:link="rId8"/>
                     <a:stretch>
                       <a:fillRect/>
                     </a:stretch>
